--- a/Planilhas_importação/Descrição_campos_planilhas/Documentação - Colunas da planilha para importação dos contratos.docx
+++ b/Planilhas_importação/Descrição_campos_planilhas/Documentação - Colunas da planilha para importação dos contratos.docx
@@ -1,6 +1,6 @@
 
 <file path=word/document.xml><?xml version="1.0" encoding="utf-8"?>
-<w:document xmlns:o="urn:schemas-microsoft-com:office:office" xmlns:r="http://schemas.openxmlformats.org/officeDocument/2006/relationships" xmlns:v="urn:schemas-microsoft-com:vml" xmlns:w="http://schemas.openxmlformats.org/wordprocessingml/2006/main" xmlns:w10="urn:schemas-microsoft-com:office:word" xmlns:wp="http://schemas.openxmlformats.org/drawingml/2006/wordprocessingDrawing" xmlns:wps="http://schemas.microsoft.com/office/word/2010/wordprocessingShape" xmlns:wpg="http://schemas.microsoft.com/office/word/2010/wordprocessingGroup" xmlns:mc="http://schemas.openxmlformats.org/markup-compatibility/2006" xmlns:wp14="http://schemas.microsoft.com/office/word/2010/wordprocessingDrawing" xmlns:w14="http://schemas.microsoft.com/office/word/2010/wordml" xmlns:w15="http://schemas.microsoft.com/office/word/2012/wordml" mc:Ignorable="w14 wp14 w15">
+<w:document xmlns:o="urn:schemas-microsoft-com:office:office" xmlns:r="http://schemas.openxmlformats.org/officeDocument/2006/relationships" xmlns:v="urn:schemas-microsoft-com:vml" xmlns:w="http://schemas.openxmlformats.org/wordprocessingml/2006/main" xmlns:w10="urn:schemas-microsoft-com:office:word" xmlns:wp="http://schemas.openxmlformats.org/drawingml/2006/wordprocessingDrawing" xmlns:pic="http://schemas.openxmlformats.org/drawingml/2006/picture" xmlns:wps="http://schemas.microsoft.com/office/word/2010/wordprocessingShape" xmlns:wpg="http://schemas.microsoft.com/office/word/2010/wordprocessingGroup" xmlns:mc="http://schemas.openxmlformats.org/markup-compatibility/2006" xmlns:wp14="http://schemas.microsoft.com/office/word/2010/wordprocessingDrawing" xmlns:w14="http://schemas.microsoft.com/office/word/2010/wordml" xmlns:w15="http://schemas.microsoft.com/office/word/2012/wordml" mc:Ignorable="w14 wp14 w15">
   <w:body>
     <w:tbl>
       <w:tblPr>
@@ -17,7 +17,7 @@
       </w:tblPr>
       <w:tblGrid>
         <w:gridCol w:w="3511"/>
-        <w:gridCol w:w="6126"/>
+        <w:gridCol w:w="6127"/>
       </w:tblGrid>
       <w:tr>
         <w:trPr/>
@@ -55,7 +55,7 @@
         </w:tc>
         <w:tc>
           <w:tcPr>
-            <w:tcW w:w="6126" w:type="dxa"/>
+            <w:tcW w:w="6127" w:type="dxa"/>
             <w:tcBorders>
               <w:top w:val="single" w:sz="4" w:space="0" w:color="000000"/>
               <w:start w:val="single" w:sz="4" w:space="0" w:color="000000"/>
@@ -118,7 +118,7 @@
         </w:tc>
         <w:tc>
           <w:tcPr>
-            <w:tcW w:w="6126" w:type="dxa"/>
+            <w:tcW w:w="6127" w:type="dxa"/>
             <w:tcBorders>
               <w:start w:val="single" w:sz="4" w:space="0" w:color="000000"/>
               <w:bottom w:val="single" w:sz="4" w:space="0" w:color="000000"/>
@@ -176,7 +176,7 @@
         </w:tc>
         <w:tc>
           <w:tcPr>
-            <w:tcW w:w="6126" w:type="dxa"/>
+            <w:tcW w:w="6127" w:type="dxa"/>
             <w:tcBorders>
               <w:start w:val="single" w:sz="4" w:space="0" w:color="000000"/>
               <w:bottom w:val="single" w:sz="4" w:space="0" w:color="000000"/>
@@ -236,57 +236,29 @@
         </w:tc>
         <w:tc>
           <w:tcPr>
-            <w:tcW w:w="6126" w:type="dxa"/>
-            <w:tcBorders>
-              <w:start w:val="single" w:sz="4" w:space="0" w:color="000000"/>
-              <w:bottom w:val="single" w:sz="4" w:space="0" w:color="000000"/>
-              <w:end w:val="single" w:sz="4" w:space="0" w:color="000000"/>
-            </w:tcBorders>
-          </w:tcPr>
-          <w:p>
-            <w:pPr>
-              <w:pStyle w:val="Normal"/>
-              <w:bidi w:val="0"/>
-              <w:jc w:val="start"/>
-              <w:rPr>
-                <w:sz w:val="20"/>
-                <w:szCs w:val="20"/>
-              </w:rPr>
-            </w:pPr>
-            <w:r>
-              <w:rPr>
-                <w:sz w:val="20"/>
-                <w:szCs w:val="20"/>
-              </w:rPr>
-              <w:t xml:space="preserve">Obrigatório. Informar a descrição completa (NOME) do empreendimento </w:t>
-            </w:r>
-            <w:r>
-              <w:rPr>
-                <w:sz w:val="20"/>
-                <w:szCs w:val="20"/>
-              </w:rPr>
-              <w:t>igual ao que foi</w:t>
-            </w:r>
-            <w:r>
-              <w:rPr>
-                <w:sz w:val="20"/>
-                <w:szCs w:val="20"/>
-              </w:rPr>
-              <w:t xml:space="preserve"> cadastrado </w:t>
-            </w:r>
-            <w:r>
-              <w:rPr>
-                <w:sz w:val="20"/>
-                <w:szCs w:val="20"/>
-              </w:rPr>
-              <w:t>na plataforma</w:t>
-            </w:r>
-            <w:r>
-              <w:rPr>
-                <w:sz w:val="20"/>
-                <w:szCs w:val="20"/>
-              </w:rPr>
-              <w:t>.</w:t>
+            <w:tcW w:w="6127" w:type="dxa"/>
+            <w:tcBorders>
+              <w:start w:val="single" w:sz="4" w:space="0" w:color="000000"/>
+              <w:bottom w:val="single" w:sz="4" w:space="0" w:color="000000"/>
+              <w:end w:val="single" w:sz="4" w:space="0" w:color="000000"/>
+            </w:tcBorders>
+          </w:tcPr>
+          <w:p>
+            <w:pPr>
+              <w:pStyle w:val="Normal"/>
+              <w:bidi w:val="0"/>
+              <w:jc w:val="start"/>
+              <w:rPr>
+                <w:sz w:val="20"/>
+                <w:szCs w:val="20"/>
+              </w:rPr>
+            </w:pPr>
+            <w:r>
+              <w:rPr>
+                <w:sz w:val="20"/>
+                <w:szCs w:val="20"/>
+              </w:rPr>
+              <w:t>Obrigatório. Informar a descrição completa (NOME) do empreendimento igual ao que foi cadastrado na plataforma.</w:t>
             </w:r>
           </w:p>
         </w:tc>
@@ -322,7 +294,7 @@
         </w:tc>
         <w:tc>
           <w:tcPr>
-            <w:tcW w:w="6126" w:type="dxa"/>
+            <w:tcW w:w="6127" w:type="dxa"/>
             <w:tcBorders>
               <w:start w:val="single" w:sz="4" w:space="0" w:color="000000"/>
               <w:bottom w:val="single" w:sz="4" w:space="0" w:color="000000"/>
@@ -382,7 +354,7 @@
         </w:tc>
         <w:tc>
           <w:tcPr>
-            <w:tcW w:w="6126" w:type="dxa"/>
+            <w:tcW w:w="6127" w:type="dxa"/>
             <w:tcBorders>
               <w:start w:val="single" w:sz="4" w:space="0" w:color="000000"/>
               <w:bottom w:val="single" w:sz="4" w:space="0" w:color="000000"/>
@@ -442,7 +414,7 @@
         </w:tc>
         <w:tc>
           <w:tcPr>
-            <w:tcW w:w="6126" w:type="dxa"/>
+            <w:tcW w:w="6127" w:type="dxa"/>
             <w:tcBorders>
               <w:start w:val="single" w:sz="4" w:space="0" w:color="000000"/>
               <w:bottom w:val="single" w:sz="4" w:space="0" w:color="000000"/>
@@ -502,7 +474,7 @@
         </w:tc>
         <w:tc>
           <w:tcPr>
-            <w:tcW w:w="6126" w:type="dxa"/>
+            <w:tcW w:w="6127" w:type="dxa"/>
             <w:tcBorders>
               <w:start w:val="single" w:sz="4" w:space="0" w:color="000000"/>
               <w:bottom w:val="single" w:sz="4" w:space="0" w:color="000000"/>
@@ -560,7 +532,7 @@
         </w:tc>
         <w:tc>
           <w:tcPr>
-            <w:tcW w:w="6126" w:type="dxa"/>
+            <w:tcW w:w="6127" w:type="dxa"/>
             <w:tcBorders>
               <w:start w:val="single" w:sz="4" w:space="0" w:color="000000"/>
               <w:bottom w:val="single" w:sz="4" w:space="0" w:color="000000"/>
@@ -618,7 +590,7 @@
         </w:tc>
         <w:tc>
           <w:tcPr>
-            <w:tcW w:w="6126" w:type="dxa"/>
+            <w:tcW w:w="6127" w:type="dxa"/>
             <w:tcBorders>
               <w:start w:val="single" w:sz="4" w:space="0" w:color="000000"/>
               <w:bottom w:val="single" w:sz="4" w:space="0" w:color="000000"/>
@@ -696,7 +668,7 @@
         </w:tc>
         <w:tc>
           <w:tcPr>
-            <w:tcW w:w="6126" w:type="dxa"/>
+            <w:tcW w:w="6127" w:type="dxa"/>
             <w:tcBorders>
               <w:start w:val="single" w:sz="4" w:space="0" w:color="000000"/>
               <w:bottom w:val="single" w:sz="4" w:space="0" w:color="000000"/>
@@ -754,7 +726,7 @@
         </w:tc>
         <w:tc>
           <w:tcPr>
-            <w:tcW w:w="6126" w:type="dxa"/>
+            <w:tcW w:w="6127" w:type="dxa"/>
             <w:tcBorders>
               <w:start w:val="single" w:sz="4" w:space="0" w:color="000000"/>
               <w:bottom w:val="single" w:sz="4" w:space="0" w:color="000000"/>
@@ -814,7 +786,7 @@
         </w:tc>
         <w:tc>
           <w:tcPr>
-            <w:tcW w:w="6126" w:type="dxa"/>
+            <w:tcW w:w="6127" w:type="dxa"/>
             <w:tcBorders>
               <w:start w:val="single" w:sz="4" w:space="0" w:color="000000"/>
               <w:bottom w:val="single" w:sz="4" w:space="0" w:color="000000"/>
@@ -872,7 +844,7 @@
         </w:tc>
         <w:tc>
           <w:tcPr>
-            <w:tcW w:w="6126" w:type="dxa"/>
+            <w:tcW w:w="6127" w:type="dxa"/>
             <w:tcBorders>
               <w:start w:val="single" w:sz="4" w:space="0" w:color="000000"/>
               <w:bottom w:val="single" w:sz="4" w:space="0" w:color="000000"/>
@@ -930,7 +902,7 @@
         </w:tc>
         <w:tc>
           <w:tcPr>
-            <w:tcW w:w="6126" w:type="dxa"/>
+            <w:tcW w:w="6127" w:type="dxa"/>
             <w:tcBorders>
               <w:start w:val="single" w:sz="4" w:space="0" w:color="000000"/>
               <w:bottom w:val="single" w:sz="4" w:space="0" w:color="000000"/>
@@ -1008,7 +980,7 @@
         </w:tc>
         <w:tc>
           <w:tcPr>
-            <w:tcW w:w="6126" w:type="dxa"/>
+            <w:tcW w:w="6127" w:type="dxa"/>
             <w:tcBorders>
               <w:start w:val="single" w:sz="4" w:space="0" w:color="000000"/>
               <w:bottom w:val="single" w:sz="4" w:space="0" w:color="000000"/>
@@ -1066,7 +1038,7 @@
         </w:tc>
         <w:tc>
           <w:tcPr>
-            <w:tcW w:w="6126" w:type="dxa"/>
+            <w:tcW w:w="6127" w:type="dxa"/>
             <w:tcBorders>
               <w:start w:val="single" w:sz="4" w:space="0" w:color="000000"/>
               <w:bottom w:val="single" w:sz="4" w:space="0" w:color="000000"/>
@@ -1124,7 +1096,7 @@
         </w:tc>
         <w:tc>
           <w:tcPr>
-            <w:tcW w:w="6126" w:type="dxa"/>
+            <w:tcW w:w="6127" w:type="dxa"/>
             <w:tcBorders>
               <w:start w:val="single" w:sz="4" w:space="0" w:color="000000"/>
               <w:bottom w:val="single" w:sz="4" w:space="0" w:color="000000"/>
@@ -1182,7 +1154,7 @@
         </w:tc>
         <w:tc>
           <w:tcPr>
-            <w:tcW w:w="6126" w:type="dxa"/>
+            <w:tcW w:w="6127" w:type="dxa"/>
             <w:tcBorders>
               <w:start w:val="single" w:sz="4" w:space="0" w:color="000000"/>
               <w:bottom w:val="single" w:sz="4" w:space="0" w:color="000000"/>
@@ -1240,7 +1212,7 @@
         </w:tc>
         <w:tc>
           <w:tcPr>
-            <w:tcW w:w="6126" w:type="dxa"/>
+            <w:tcW w:w="6127" w:type="dxa"/>
             <w:tcBorders>
               <w:start w:val="single" w:sz="4" w:space="0" w:color="000000"/>
               <w:bottom w:val="single" w:sz="4" w:space="0" w:color="000000"/>
@@ -1298,7 +1270,7 @@
         </w:tc>
         <w:tc>
           <w:tcPr>
-            <w:tcW w:w="6126" w:type="dxa"/>
+            <w:tcW w:w="6127" w:type="dxa"/>
             <w:tcBorders>
               <w:start w:val="single" w:sz="4" w:space="0" w:color="000000"/>
               <w:bottom w:val="single" w:sz="4" w:space="0" w:color="000000"/>
@@ -1356,7 +1328,7 @@
         </w:tc>
         <w:tc>
           <w:tcPr>
-            <w:tcW w:w="6126" w:type="dxa"/>
+            <w:tcW w:w="6127" w:type="dxa"/>
             <w:tcBorders>
               <w:start w:val="single" w:sz="4" w:space="0" w:color="000000"/>
               <w:bottom w:val="single" w:sz="4" w:space="0" w:color="000000"/>
@@ -1414,7 +1386,7 @@
         </w:tc>
         <w:tc>
           <w:tcPr>
-            <w:tcW w:w="6126" w:type="dxa"/>
+            <w:tcW w:w="6127" w:type="dxa"/>
             <w:tcBorders>
               <w:start w:val="single" w:sz="4" w:space="0" w:color="000000"/>
               <w:bottom w:val="single" w:sz="4" w:space="0" w:color="000000"/>
@@ -1454,11 +1426,86 @@
                 <w:sz w:val="20"/>
                 <w:szCs w:val="20"/>
               </w:rPr>
-              <w:t>- Contrato de compra e venda</w:t>
+              <w:t xml:space="preserve">- </w:t>
+            </w:r>
+            <w:r>
+              <w:rPr>
+                <w:sz w:val="20"/>
+                <w:szCs w:val="20"/>
+              </w:rPr>
+              <w:t>CONTRATO DE COMPRA E VENDA</w:t>
+            </w:r>
+            <w:r>
+              <w:rPr>
+                <w:sz w:val="20"/>
+                <w:szCs w:val="20"/>
+              </w:rPr>
               <w:br/>
-              <w:t>- Contrato de compra e venda com financiamento bancário</w:t>
+              <w:t xml:space="preserve">- </w:t>
+            </w:r>
+            <w:r>
+              <w:rPr>
+                <w:sz w:val="20"/>
+                <w:szCs w:val="20"/>
+              </w:rPr>
+              <w:t>CONTRATO DE COMPRA E VENDA COM</w:t>
+            </w:r>
+            <w:r>
+              <w:rPr>
+                <w:sz w:val="20"/>
+                <w:szCs w:val="20"/>
+              </w:rPr>
+              <w:t xml:space="preserve"> </w:t>
+            </w:r>
+            <w:r>
+              <w:rPr>
+                <w:sz w:val="20"/>
+                <w:szCs w:val="20"/>
+              </w:rPr>
+              <w:t>FINANCIAMENTO BANCARIO</w:t>
+            </w:r>
+            <w:r>
+              <w:rPr>
+                <w:sz w:val="20"/>
+                <w:szCs w:val="20"/>
+              </w:rPr>
               <w:br/>
-              <w:t>- Contrato de compra e venda com pacto de alienação fiduciária</w:t>
+              <w:t xml:space="preserve">- </w:t>
+            </w:r>
+            <w:r>
+              <w:rPr>
+                <w:sz w:val="20"/>
+                <w:szCs w:val="20"/>
+              </w:rPr>
+              <w:t>CONTRATO DE COMPRA E VENDA COM</w:t>
+            </w:r>
+            <w:r>
+              <w:rPr>
+                <w:sz w:val="20"/>
+                <w:szCs w:val="20"/>
+              </w:rPr>
+              <w:t xml:space="preserve"> </w:t>
+            </w:r>
+            <w:r>
+              <w:rPr>
+                <w:sz w:val="20"/>
+                <w:szCs w:val="20"/>
+              </w:rPr>
+              <w:t>PACTO DE ALIENACAO</w:t>
+            </w:r>
+            <w:r>
+              <w:rPr>
+                <w:sz w:val="20"/>
+                <w:szCs w:val="20"/>
+              </w:rPr>
+              <w:t xml:space="preserve"> </w:t>
+            </w:r>
+            <w:r>
+              <w:rPr>
+                <w:sz w:val="20"/>
+                <w:szCs w:val="20"/>
+              </w:rPr>
+              <w:t>FIDUCIARIA</w:t>
             </w:r>
           </w:p>
         </w:tc>
@@ -1494,7 +1541,7 @@
         </w:tc>
         <w:tc>
           <w:tcPr>
-            <w:tcW w:w="6126" w:type="dxa"/>
+            <w:tcW w:w="6127" w:type="dxa"/>
             <w:tcBorders>
               <w:start w:val="single" w:sz="4" w:space="0" w:color="000000"/>
               <w:bottom w:val="single" w:sz="4" w:space="0" w:color="000000"/>
@@ -1520,7 +1567,7 @@
               <w:br/>
               <w:t>- IPCA</w:t>
               <w:br/>
-              <w:t>- IGPM</w:t>
+              <w:t>- IGP-M</w:t>
             </w:r>
           </w:p>
           <w:p>
@@ -1541,6 +1588,56 @@
               <w:t>- INCC-DI</w:t>
             </w:r>
           </w:p>
+          <w:p>
+            <w:pPr>
+              <w:pStyle w:val="Normal"/>
+              <w:bidi w:val="0"/>
+              <w:jc w:val="start"/>
+              <w:rPr>
+                <w:sz w:val="20"/>
+                <w:szCs w:val="20"/>
+              </w:rPr>
+            </w:pPr>
+            <w:r>
+              <w:rPr>
+                <w:sz w:val="20"/>
+                <w:szCs w:val="20"/>
+              </w:rPr>
+              <w:t xml:space="preserve">- </w:t>
+            </w:r>
+            <w:r>
+              <w:rPr>
+                <w:sz w:val="20"/>
+                <w:szCs w:val="20"/>
+              </w:rPr>
+              <w:t>INCC-M</w:t>
+            </w:r>
+          </w:p>
+          <w:p>
+            <w:pPr>
+              <w:pStyle w:val="Normal"/>
+              <w:bidi w:val="0"/>
+              <w:jc w:val="start"/>
+              <w:rPr>
+                <w:sz w:val="20"/>
+                <w:szCs w:val="20"/>
+              </w:rPr>
+            </w:pPr>
+            <w:r>
+              <w:rPr>
+                <w:sz w:val="20"/>
+                <w:szCs w:val="20"/>
+              </w:rPr>
+              <w:t xml:space="preserve">- </w:t>
+            </w:r>
+            <w:r>
+              <w:rPr>
+                <w:sz w:val="20"/>
+                <w:szCs w:val="20"/>
+              </w:rPr>
+              <w:t>POUPANCA</w:t>
+            </w:r>
+          </w:p>
         </w:tc>
       </w:tr>
       <w:tr>
@@ -1574,7 +1671,7 @@
         </w:tc>
         <w:tc>
           <w:tcPr>
-            <w:tcW w:w="6126" w:type="dxa"/>
+            <w:tcW w:w="6127" w:type="dxa"/>
             <w:tcBorders>
               <w:start w:val="single" w:sz="4" w:space="0" w:color="000000"/>
               <w:bottom w:val="single" w:sz="4" w:space="0" w:color="000000"/>
@@ -1634,7 +1731,7 @@
         </w:tc>
         <w:tc>
           <w:tcPr>
-            <w:tcW w:w="6126" w:type="dxa"/>
+            <w:tcW w:w="6127" w:type="dxa"/>
             <w:tcBorders>
               <w:start w:val="single" w:sz="4" w:space="0" w:color="000000"/>
               <w:bottom w:val="single" w:sz="4" w:space="0" w:color="000000"/>
@@ -1694,7 +1791,7 @@
         </w:tc>
         <w:tc>
           <w:tcPr>
-            <w:tcW w:w="6126" w:type="dxa"/>
+            <w:tcW w:w="6127" w:type="dxa"/>
             <w:tcBorders>
               <w:start w:val="single" w:sz="4" w:space="0" w:color="000000"/>
               <w:bottom w:val="single" w:sz="4" w:space="0" w:color="000000"/>
@@ -1788,7 +1885,7 @@
         </w:tc>
         <w:tc>
           <w:tcPr>
-            <w:tcW w:w="6126" w:type="dxa"/>
+            <w:tcW w:w="6127" w:type="dxa"/>
             <w:tcBorders>
               <w:start w:val="single" w:sz="4" w:space="0" w:color="000000"/>
               <w:bottom w:val="single" w:sz="4" w:space="0" w:color="000000"/>
@@ -1918,7 +2015,7 @@
         </w:tc>
         <w:tc>
           <w:tcPr>
-            <w:tcW w:w="6126" w:type="dxa"/>
+            <w:tcW w:w="6127" w:type="dxa"/>
             <w:tcBorders>
               <w:start w:val="single" w:sz="4" w:space="0" w:color="000000"/>
               <w:bottom w:val="single" w:sz="4" w:space="0" w:color="000000"/>
@@ -1978,7 +2075,7 @@
         </w:tc>
         <w:tc>
           <w:tcPr>
-            <w:tcW w:w="6126" w:type="dxa"/>
+            <w:tcW w:w="6127" w:type="dxa"/>
             <w:tcBorders>
               <w:start w:val="single" w:sz="4" w:space="0" w:color="000000"/>
               <w:bottom w:val="single" w:sz="4" w:space="0" w:color="000000"/>
@@ -2090,7 +2187,7 @@
         </w:tc>
         <w:tc>
           <w:tcPr>
-            <w:tcW w:w="6126" w:type="dxa"/>
+            <w:tcW w:w="6127" w:type="dxa"/>
             <w:tcBorders>
               <w:start w:val="single" w:sz="4" w:space="0" w:color="000000"/>
               <w:bottom w:val="single" w:sz="4" w:space="0" w:color="000000"/>
@@ -2256,7 +2353,7 @@
         </w:tc>
         <w:tc>
           <w:tcPr>
-            <w:tcW w:w="6126" w:type="dxa"/>
+            <w:tcW w:w="6127" w:type="dxa"/>
             <w:tcBorders>
               <w:start w:val="single" w:sz="4" w:space="0" w:color="000000"/>
               <w:bottom w:val="single" w:sz="4" w:space="0" w:color="000000"/>
@@ -2370,7 +2467,7 @@
         </w:tc>
         <w:tc>
           <w:tcPr>
-            <w:tcW w:w="6126" w:type="dxa"/>
+            <w:tcW w:w="6127" w:type="dxa"/>
             <w:tcBorders>
               <w:start w:val="single" w:sz="4" w:space="0" w:color="000000"/>
               <w:bottom w:val="single" w:sz="4" w:space="0" w:color="000000"/>
@@ -2468,7 +2565,7 @@
         </w:tc>
         <w:tc>
           <w:tcPr>
-            <w:tcW w:w="6126" w:type="dxa"/>
+            <w:tcW w:w="6127" w:type="dxa"/>
             <w:tcBorders>
               <w:start w:val="single" w:sz="4" w:space="0" w:color="000000"/>
               <w:bottom w:val="single" w:sz="4" w:space="0" w:color="000000"/>
@@ -2526,7 +2623,7 @@
         </w:tc>
         <w:tc>
           <w:tcPr>
-            <w:tcW w:w="6126" w:type="dxa"/>
+            <w:tcW w:w="6127" w:type="dxa"/>
             <w:tcBorders>
               <w:start w:val="single" w:sz="4" w:space="0" w:color="000000"/>
               <w:bottom w:val="single" w:sz="4" w:space="0" w:color="000000"/>
@@ -2584,7 +2681,7 @@
         </w:tc>
         <w:tc>
           <w:tcPr>
-            <w:tcW w:w="6126" w:type="dxa"/>
+            <w:tcW w:w="6127" w:type="dxa"/>
             <w:tcBorders>
               <w:start w:val="single" w:sz="4" w:space="0" w:color="000000"/>
               <w:bottom w:val="single" w:sz="4" w:space="0" w:color="000000"/>
@@ -2660,7 +2757,7 @@
     <w:pPr>
       <w:widowControl/>
       <w:suppressAutoHyphens w:val="true"/>
-      <w:overflowPunct w:val="true"/>
+      <w:overflowPunct w:val="false"/>
       <w:bidi w:val="0"/>
       <w:spacing w:before="0" w:after="0"/>
       <w:jc w:val="start"/>
@@ -2706,7 +2803,7 @@
     </w:rPr>
   </w:style>
   <w:style w:type="paragraph" w:styleId="Caption">
-    <w:name w:val="Caption"/>
+    <w:name w:val="caption"/>
     <w:basedOn w:val="Normal"/>
     <w:qFormat/>
     <w:pPr>
@@ -2730,11 +2827,37 @@
     </w:pPr>
     <w:rPr>
       <w:rFonts w:cs="Arial"/>
+    </w:rPr>
+  </w:style>
+  <w:style w:type="paragraph" w:styleId="Ttulouser">
+    <w:name w:val="Título (user)"/>
+    <w:basedOn w:val="Normal"/>
+    <w:next w:val="BodyText"/>
+    <w:qFormat/>
+    <w:pPr>
+      <w:keepNext w:val="true"/>
+      <w:spacing w:before="240" w:after="120"/>
+    </w:pPr>
+    <w:rPr>
+      <w:rFonts w:ascii="Liberation Sans" w:hAnsi="Liberation Sans" w:eastAsia="Microsoft YaHei" w:cs="Arial"/>
+      <w:sz w:val="28"/>
+      <w:szCs w:val="28"/>
+    </w:rPr>
+  </w:style>
+  <w:style w:type="paragraph" w:styleId="ndiceuser">
+    <w:name w:val="Índice (user)"/>
+    <w:basedOn w:val="Normal"/>
+    <w:qFormat/>
+    <w:pPr>
+      <w:suppressLineNumbers/>
+    </w:pPr>
+    <w:rPr>
+      <w:rFonts w:cs="Arial"/>
       <w:lang w:val="zxx" w:eastAsia="zxx" w:bidi="zxx"/>
     </w:rPr>
   </w:style>
-  <w:style w:type="paragraph" w:styleId="Contedodatabela">
-    <w:name w:val="Conteúdo da tabela"/>
+  <w:style w:type="paragraph" w:styleId="Contedodatabelauser">
+    <w:name w:val="Conteúdo da tabela (user)"/>
     <w:basedOn w:val="Normal"/>
     <w:qFormat/>
     <w:pPr>
@@ -2743,9 +2866,9 @@
     </w:pPr>
     <w:rPr/>
   </w:style>
-  <w:style w:type="paragraph" w:styleId="Ttulodetabela">
-    <w:name w:val="Título de tabela"/>
-    <w:basedOn w:val="Contedodatabela"/>
+  <w:style w:type="paragraph" w:styleId="Ttulodetabelauser">
+    <w:name w:val="Título de tabela (user)"/>
+    <w:basedOn w:val="Contedodatabelauser"/>
     <w:qFormat/>
     <w:pPr>
       <w:suppressLineNumbers/>

--- a/Planilhas_importação/Descrição_campos_planilhas/Documentação - Colunas da planilha para importação dos contratos.docx
+++ b/Planilhas_importação/Descrição_campos_planilhas/Documentação - Colunas da planilha para importação dos contratos.docx
@@ -1426,86 +1426,11 @@
                 <w:sz w:val="20"/>
                 <w:szCs w:val="20"/>
               </w:rPr>
-              <w:t xml:space="preserve">- </w:t>
-            </w:r>
-            <w:r>
-              <w:rPr>
-                <w:sz w:val="20"/>
-                <w:szCs w:val="20"/>
-              </w:rPr>
-              <w:t>CONTRATO DE COMPRA E VENDA</w:t>
-            </w:r>
-            <w:r>
-              <w:rPr>
-                <w:sz w:val="20"/>
-                <w:szCs w:val="20"/>
-              </w:rPr>
+              <w:t>- CONTRATO DE COMPRA E VENDA</w:t>
               <w:br/>
-              <w:t xml:space="preserve">- </w:t>
-            </w:r>
-            <w:r>
-              <w:rPr>
-                <w:sz w:val="20"/>
-                <w:szCs w:val="20"/>
-              </w:rPr>
-              <w:t>CONTRATO DE COMPRA E VENDA COM</w:t>
-            </w:r>
-            <w:r>
-              <w:rPr>
-                <w:sz w:val="20"/>
-                <w:szCs w:val="20"/>
-              </w:rPr>
-              <w:t xml:space="preserve"> </w:t>
-            </w:r>
-            <w:r>
-              <w:rPr>
-                <w:sz w:val="20"/>
-                <w:szCs w:val="20"/>
-              </w:rPr>
-              <w:t>FINANCIAMENTO BANCARIO</w:t>
-            </w:r>
-            <w:r>
-              <w:rPr>
-                <w:sz w:val="20"/>
-                <w:szCs w:val="20"/>
-              </w:rPr>
+              <w:t>- CONTRATO DE COMPRA E VENDA COM FINANCIAMENTO BANCARIO</w:t>
               <w:br/>
-              <w:t xml:space="preserve">- </w:t>
-            </w:r>
-            <w:r>
-              <w:rPr>
-                <w:sz w:val="20"/>
-                <w:szCs w:val="20"/>
-              </w:rPr>
-              <w:t>CONTRATO DE COMPRA E VENDA COM</w:t>
-            </w:r>
-            <w:r>
-              <w:rPr>
-                <w:sz w:val="20"/>
-                <w:szCs w:val="20"/>
-              </w:rPr>
-              <w:t xml:space="preserve"> </w:t>
-            </w:r>
-            <w:r>
-              <w:rPr>
-                <w:sz w:val="20"/>
-                <w:szCs w:val="20"/>
-              </w:rPr>
-              <w:t>PACTO DE ALIENACAO</w:t>
-            </w:r>
-            <w:r>
-              <w:rPr>
-                <w:sz w:val="20"/>
-                <w:szCs w:val="20"/>
-              </w:rPr>
-              <w:t xml:space="preserve"> </w:t>
-            </w:r>
-            <w:r>
-              <w:rPr>
-                <w:sz w:val="20"/>
-                <w:szCs w:val="20"/>
-              </w:rPr>
-              <w:t>FIDUCIARIA</w:t>
+              <w:t>- CONTRATO DE COMPRA E VENDA COM PACTO DE ALIENACAO FIDUCIARIA</w:t>
             </w:r>
           </w:p>
         </w:tc>
@@ -1603,39 +1528,25 @@
                 <w:sz w:val="20"/>
                 <w:szCs w:val="20"/>
               </w:rPr>
-              <w:t xml:space="preserve">- </w:t>
-            </w:r>
-            <w:r>
-              <w:rPr>
-                <w:sz w:val="20"/>
-                <w:szCs w:val="20"/>
-              </w:rPr>
-              <w:t>INCC-M</w:t>
-            </w:r>
-          </w:p>
-          <w:p>
-            <w:pPr>
-              <w:pStyle w:val="Normal"/>
-              <w:bidi w:val="0"/>
-              <w:jc w:val="start"/>
-              <w:rPr>
-                <w:sz w:val="20"/>
-                <w:szCs w:val="20"/>
-              </w:rPr>
-            </w:pPr>
-            <w:r>
-              <w:rPr>
-                <w:sz w:val="20"/>
-                <w:szCs w:val="20"/>
-              </w:rPr>
-              <w:t xml:space="preserve">- </w:t>
-            </w:r>
-            <w:r>
-              <w:rPr>
-                <w:sz w:val="20"/>
-                <w:szCs w:val="20"/>
-              </w:rPr>
-              <w:t>POUPANCA</w:t>
+              <w:t>- INCC-M</w:t>
+            </w:r>
+          </w:p>
+          <w:p>
+            <w:pPr>
+              <w:pStyle w:val="Normal"/>
+              <w:bidi w:val="0"/>
+              <w:jc w:val="start"/>
+              <w:rPr>
+                <w:sz w:val="20"/>
+                <w:szCs w:val="20"/>
+              </w:rPr>
+            </w:pPr>
+            <w:r>
+              <w:rPr>
+                <w:sz w:val="20"/>
+                <w:szCs w:val="20"/>
+              </w:rPr>
+              <w:t>- POUPANCA</w:t>
             </w:r>
           </w:p>
         </w:tc>
@@ -2152,6 +2063,136 @@
                 <w:szCs w:val="20"/>
               </w:rPr>
               <w:t>- PRICE</w:t>
+            </w:r>
+          </w:p>
+        </w:tc>
+      </w:tr>
+      <w:tr>
+        <w:trPr/>
+        <w:tc>
+          <w:tcPr>
+            <w:tcW w:w="3511" w:type="dxa"/>
+            <w:tcBorders>
+              <w:start w:val="single" w:sz="4" w:space="0" w:color="000000"/>
+              <w:bottom w:val="single" w:sz="4" w:space="0" w:color="000000"/>
+            </w:tcBorders>
+          </w:tcPr>
+          <w:p>
+            <w:pPr>
+              <w:pStyle w:val="Normal"/>
+              <w:bidi w:val="0"/>
+              <w:jc w:val="start"/>
+              <w:rPr>
+                <w:sz w:val="20"/>
+                <w:szCs w:val="20"/>
+              </w:rPr>
+            </w:pPr>
+            <w:r>
+              <w:rPr>
+                <w:sz w:val="20"/>
+                <w:szCs w:val="20"/>
+              </w:rPr>
+              <w:t>sacoc_capitalizacao_juros</w:t>
+            </w:r>
+          </w:p>
+        </w:tc>
+        <w:tc>
+          <w:tcPr>
+            <w:tcW w:w="6127" w:type="dxa"/>
+            <w:tcBorders>
+              <w:start w:val="single" w:sz="4" w:space="0" w:color="000000"/>
+              <w:bottom w:val="single" w:sz="4" w:space="0" w:color="000000"/>
+              <w:end w:val="single" w:sz="4" w:space="0" w:color="000000"/>
+            </w:tcBorders>
+          </w:tcPr>
+          <w:p>
+            <w:pPr>
+              <w:pStyle w:val="Normal"/>
+              <w:bidi w:val="0"/>
+              <w:jc w:val="start"/>
+              <w:rPr>
+                <w:sz w:val="20"/>
+                <w:szCs w:val="20"/>
+              </w:rPr>
+            </w:pPr>
+            <w:r>
+              <w:rPr>
+                <w:sz w:val="20"/>
+                <w:szCs w:val="20"/>
+              </w:rPr>
+              <w:t>Obrigatório apenas se o sistema de amortização for SACOC. Informar se a capitalização ocorre na data de emissão ou aniversário:</w:t>
+            </w:r>
+          </w:p>
+          <w:p>
+            <w:pPr>
+              <w:pStyle w:val="Normal"/>
+              <w:bidi w:val="0"/>
+              <w:jc w:val="start"/>
+              <w:rPr>
+                <w:sz w:val="20"/>
+                <w:szCs w:val="20"/>
+              </w:rPr>
+            </w:pPr>
+            <w:r>
+              <w:rPr>
+                <w:sz w:val="20"/>
+                <w:szCs w:val="20"/>
+              </w:rPr>
+              <w:t>- DATA_ANIVERSARIO_ANUAL</w:t>
+            </w:r>
+          </w:p>
+          <w:p>
+            <w:pPr>
+              <w:pStyle w:val="Normal"/>
+              <w:bidi w:val="0"/>
+              <w:jc w:val="start"/>
+              <w:rPr>
+                <w:sz w:val="20"/>
+                <w:szCs w:val="20"/>
+              </w:rPr>
+            </w:pPr>
+            <w:r>
+              <w:rPr>
+                <w:sz w:val="20"/>
+                <w:szCs w:val="20"/>
+              </w:rPr>
+              <w:t>- DATA_ANIVERSARIO_MENSAL</w:t>
+            </w:r>
+          </w:p>
+          <w:p>
+            <w:pPr>
+              <w:pStyle w:val="Normal"/>
+              <w:bidi w:val="0"/>
+              <w:jc w:val="start"/>
+              <w:rPr>
+                <w:sz w:val="20"/>
+                <w:szCs w:val="20"/>
+              </w:rPr>
+            </w:pPr>
+            <w:r>
+              <w:rPr>
+                <w:sz w:val="20"/>
+                <w:szCs w:val="20"/>
+              </w:rPr>
+              <w:t>- EMISSAO_ANUAL</w:t>
+            </w:r>
+          </w:p>
+          <w:p>
+            <w:pPr>
+              <w:pStyle w:val="Normal"/>
+              <w:bidi w:val="0"/>
+              <w:jc w:val="start"/>
+              <w:rPr>
+                <w:sz w:val="20"/>
+                <w:szCs w:val="20"/>
+              </w:rPr>
+            </w:pPr>
+            <w:r>
+              <w:rPr>
+                <w:sz w:val="20"/>
+                <w:szCs w:val="20"/>
+              </w:rPr>
+              <w:t>- EMISSAO_MENSAL</w:t>
             </w:r>
           </w:p>
         </w:tc>
@@ -2757,7 +2798,7 @@
     <w:pPr>
       <w:widowControl/>
       <w:suppressAutoHyphens w:val="true"/>
-      <w:overflowPunct w:val="false"/>
+      <w:overflowPunct w:val="true"/>
       <w:bidi w:val="0"/>
       <w:spacing w:before="0" w:after="0"/>
       <w:jc w:val="start"/>
@@ -2827,6 +2868,7 @@
     </w:pPr>
     <w:rPr>
       <w:rFonts w:cs="Arial"/>
+      <w:lang w:val="zxx" w:eastAsia="zxx" w:bidi="zxx"/>
     </w:rPr>
   </w:style>
   <w:style w:type="paragraph" w:styleId="Ttulouser">
@@ -2853,11 +2895,10 @@
     </w:pPr>
     <w:rPr>
       <w:rFonts w:cs="Arial"/>
-      <w:lang w:val="zxx" w:eastAsia="zxx" w:bidi="zxx"/>
     </w:rPr>
   </w:style>
-  <w:style w:type="paragraph" w:styleId="Contedodatabelauser">
-    <w:name w:val="Conteúdo da tabela (user)"/>
+  <w:style w:type="paragraph" w:styleId="Contedodatabela">
+    <w:name w:val="Conteúdo da tabela"/>
     <w:basedOn w:val="Normal"/>
     <w:qFormat/>
     <w:pPr>
@@ -2866,9 +2907,9 @@
     </w:pPr>
     <w:rPr/>
   </w:style>
-  <w:style w:type="paragraph" w:styleId="Ttulodetabelauser">
-    <w:name w:val="Título de tabela (user)"/>
-    <w:basedOn w:val="Contedodatabelauser"/>
+  <w:style w:type="paragraph" w:styleId="Ttulodetabela">
+    <w:name w:val="Título de tabela"/>
+    <w:basedOn w:val="Contedodatabela"/>
     <w:qFormat/>
     <w:pPr>
       <w:suppressLineNumbers/>
